--- a/Homework/Exams/ENGL 3110 - S26 - Exam One.docx
+++ b/Homework/Exams/ENGL 3110 - S26 - Exam One.docx
@@ -324,7 +324,7 @@
         <w:rPr>
           <w:sz w:val="22"/>
         </w:rPr>
-        <w:t>Which of the following is a bound morpheme?</w:t>
+        <w:t>Which test reliably distinguishes adjectives from determiners?</w:t>
       </w:r>
       <w:r>
         <w:rPr>
@@ -354,7 +354,7 @@
         <w:rPr>
           <w:sz w:val="22"/>
         </w:rPr>
-        <w:t>a. book</w:t>
+        <w:t>a. Adjectives can be pluralized</w:t>
       </w:r>
     </w:p>
     <w:p>
@@ -366,7 +366,7 @@
         <w:rPr>
           <w:sz w:val="22"/>
         </w:rPr>
-        <w:t>b. happy</w:t>
+        <w:t>b. Adjectives can be “gradeable” — they have comparative and superlative forms (e.g., taller/tallest or more challenging/most challenging)</w:t>
       </w:r>
     </w:p>
     <w:p>
@@ -378,7 +378,7 @@
         <w:rPr>
           <w:sz w:val="22"/>
         </w:rPr>
-        <w:t>c. -ness</w:t>
+        <w:t>c. Adjectives always appear after the noun</w:t>
       </w:r>
     </w:p>
     <w:p>
@@ -390,7 +390,7 @@
         <w:rPr>
           <w:sz w:val="22"/>
         </w:rPr>
-        <w:t>d. walk</w:t>
+        <w:t>d. Adjectives cannot appear before nouns</w:t>
       </w:r>
     </w:p>
     <w:p>
@@ -744,7 +744,7 @@
         <w:rPr>
           <w:sz w:val="22"/>
         </w:rPr>
-        <w:t>Which word best demonstrates morphological productivity — the active use of existing morpheme patterns to create new words?</w:t>
+        <w:t>According to the basic structure of English sentences, every sentence (S) divides into which two parts?</w:t>
       </w:r>
       <w:r>
         <w:rPr>
@@ -774,7 +774,7 @@
         <w:rPr>
           <w:sz w:val="22"/>
         </w:rPr>
-        <w:t>a. receive</w:t>
+        <w:t>a. Determiner + Sentence</w:t>
       </w:r>
     </w:p>
     <w:p>
@@ -786,7 +786,7 @@
         <w:rPr>
           <w:sz w:val="22"/>
         </w:rPr>
-        <w:t>b. podcaster</w:t>
+        <w:t>b. Noun + Verb</w:t>
       </w:r>
     </w:p>
     <w:p>
@@ -798,7 +798,7 @@
         <w:rPr>
           <w:sz w:val="22"/>
         </w:rPr>
-        <w:t>c. understand</w:t>
+        <w:t>c. Subject NP + Predicate VP</w:t>
       </w:r>
     </w:p>
     <w:p>
@@ -810,7 +810,7 @@
         <w:rPr>
           <w:sz w:val="22"/>
         </w:rPr>
-        <w:t>d. carpet</w:t>
+        <w:t>d. Adjective Phrase + Verb Phrase</w:t>
       </w:r>
     </w:p>
     <w:p>
@@ -1618,7 +1618,7 @@
         <w:rPr>
           <w:sz w:val="22"/>
         </w:rPr>
-        <w:t>Which word in the sentence above is an adverb?</w:t>
+        <w:t>In the sentence “Several enthusiastic students quietly studied the challenging material,” which word is an adverb?</w:t>
       </w:r>
       <w:r>
         <w:rPr>
@@ -2122,7 +2122,7 @@
         <w:rPr>
           <w:sz w:val="22"/>
         </w:rPr>
-        <w:t>Which test reliably distinguishes adjectives from determiners?</w:t>
+        <w:t>In the sentence “The professor from the university in Boston retired last spring,” what word does the prepositional phrase “in Boston” modify?</w:t>
       </w:r>
       <w:r>
         <w:rPr>
@@ -2152,7 +2152,7 @@
         <w:rPr>
           <w:sz w:val="22"/>
         </w:rPr>
-        <w:t>a. Adjectives can be pluralized</w:t>
+        <w:t>a. professor</w:t>
       </w:r>
     </w:p>
     <w:p>
@@ -2164,7 +2164,7 @@
         <w:rPr>
           <w:sz w:val="22"/>
         </w:rPr>
-        <w:t>b. Adjectives can be modified by "very"</w:t>
+        <w:t>b. spring</w:t>
       </w:r>
     </w:p>
     <w:p>
@@ -2176,7 +2176,7 @@
         <w:rPr>
           <w:sz w:val="22"/>
         </w:rPr>
-        <w:t>c. Adjectives always appear after the noun</w:t>
+        <w:t>c. university</w:t>
       </w:r>
     </w:p>
     <w:p>
@@ -2188,7 +2188,7 @@
         <w:rPr>
           <w:sz w:val="22"/>
         </w:rPr>
-        <w:t>d. Adjectives cannot appear before nouns</w:t>
+        <w:t>d. retired</w:t>
       </w:r>
     </w:p>
     <w:p>
@@ -2206,7 +2206,7 @@
         <w:rPr>
           <w:sz w:val="22"/>
         </w:rPr>
-        <w:t>Every sentence (S) divides into which two parts?</w:t>
+        <w:t>In the sentence “The remarkably patient nurse explained the procedure slowly,” what word does the adverb “remarkably” modify?</w:t>
       </w:r>
       <w:r>
         <w:rPr>
@@ -2236,7 +2236,7 @@
         <w:rPr>
           <w:sz w:val="22"/>
         </w:rPr>
-        <w:t>a. Determiner + Sentence</w:t>
+        <w:t>a. nurse</w:t>
       </w:r>
     </w:p>
     <w:p>
@@ -2248,7 +2248,7 @@
         <w:rPr>
           <w:sz w:val="22"/>
         </w:rPr>
-        <w:t>b. Noun + Verb</w:t>
+        <w:t>b. explained</w:t>
       </w:r>
     </w:p>
     <w:p>
@@ -2260,7 +2260,7 @@
         <w:rPr>
           <w:sz w:val="22"/>
         </w:rPr>
-        <w:t>c. Subject NP + Predicate VP</w:t>
+        <w:t>c. slowly</w:t>
       </w:r>
     </w:p>
     <w:p>
@@ -2272,7 +2272,7 @@
         <w:rPr>
           <w:sz w:val="22"/>
         </w:rPr>
-        <w:t>d. Adjective Phrase + Verb Phrase</w:t>
+        <w:t>d. patient</w:t>
       </w:r>
     </w:p>
     <w:p>
@@ -2341,13 +2341,13 @@
           <w:b/>
           <w:sz w:val="22"/>
         </w:rPr>
-        <w:t xml:space="preserve">Write the bracket notation </w:t>
+        <w:t xml:space="preserve">Create a tree diagram </w:t>
       </w:r>
       <w:r>
         <w:rPr>
           <w:sz w:val="22"/>
         </w:rPr>
-        <w:t>for the sentence's tree diagram.</w:t>
+        <w:t>of the sentence. You may use any diagramming tool of your choice: SyntaxTreeHybrid, by hand on paper, or by hand on a tablet.</w:t>
       </w:r>
     </w:p>
     <w:p>
@@ -2404,7 +2404,7 @@
         <w:rPr>
           <w:sz w:val="20"/>
         </w:rPr>
-        <w:t>2 points — Correct bracket notation</w:t>
+        <w:t>2 points — Correct tree diagram</w:t>
       </w:r>
     </w:p>
     <w:p>
@@ -2593,6 +2593,7 @@
               <w:rPr>
                 <w:sz w:val="18"/>
               </w:rPr>
+              <w:t>Adjective Phrase = ADJP</w:t>
             </w:r>
           </w:p>
         </w:tc>
@@ -2635,7 +2636,7 @@
               <w:rPr>
                 <w:sz w:val="18"/>
               </w:rPr>
-              <w:t>Adjective Phrase = ADJP</w:t>
+              <w:t>Adverb Phrase = ADVP</w:t>
             </w:r>
           </w:p>
         </w:tc>
@@ -2678,7 +2679,7 @@
               <w:rPr>
                 <w:sz w:val="18"/>
               </w:rPr>
-              <w:t>Adverb Phrase = ADVP</w:t>
+              <w:t>Prepositional Phrase = PP</w:t>
             </w:r>
           </w:p>
         </w:tc>
@@ -2708,48 +2709,6 @@
                 <w:sz w:val="18"/>
               </w:rPr>
               <w:t>Preposition = PREP</w:t>
-            </w:r>
-          </w:p>
-        </w:tc>
-        <w:tc>
-          <w:tcPr>
-            <w:tcW w:type="dxa" w:w="2880"/>
-          </w:tcPr>
-          <w:p>
-            <w:r/>
-            <w:r>
-              <w:rPr>
-                <w:sz w:val="18"/>
-              </w:rPr>
-              <w:t>Prepositional Phrase = PP</w:t>
-            </w:r>
-          </w:p>
-        </w:tc>
-        <w:tc>
-          <w:tcPr>
-            <w:tcW w:type="dxa" w:w="2880"/>
-          </w:tcPr>
-          <w:p>
-            <w:r/>
-            <w:r>
-              <w:rPr>
-                <w:sz w:val="18"/>
-              </w:rPr>
-            </w:r>
-          </w:p>
-        </w:tc>
-      </w:tr>
-      <w:tr>
-        <w:tc>
-          <w:tcPr>
-            <w:tcW w:type="dxa" w:w="2880"/>
-          </w:tcPr>
-          <w:p>
-            <w:r/>
-            <w:r>
-              <w:rPr>
-                <w:sz w:val="18"/>
-              </w:rPr>
             </w:r>
           </w:p>
         </w:tc>
@@ -3206,25 +3165,6 @@
     </w:tbl>
     <w:p>
       <w:pPr>
-        <w:spacing w:before="80" w:after="40"/>
-      </w:pPr>
-      <w:r>
-        <w:rPr>
-          <w:b/>
-          <w:sz w:val="20"/>
-        </w:rPr>
-        <w:t xml:space="preserve">Bracket notation: </w:t>
-      </w:r>
-      <w:r>
-        <w:rPr>
-          <w:rFonts w:ascii="Consolas" w:hAnsi="Consolas"/>
-          <w:sz w:val="18"/>
-        </w:rPr>
-        <w:t>[S [NP [DET The] [ADJP [ADJ old]] [N man]] [VP [V sat] [ADVP [ADV quietly]]]]</w:t>
-      </w:r>
-    </w:p>
-    <w:p>
-      <w:pPr>
         <w:jc w:val="center"/>
         <w:spacing w:before="80" w:after="80"/>
       </w:pPr>
@@ -3290,7 +3230,7 @@
           <w:i/>
           <w:sz w:val="22"/>
         </w:rPr>
-        <w:t>The cat slept.</w:t>
+        <w:t>The cat slept on her comfy bed.</w:t>
       </w:r>
     </w:p>
     <w:tbl>
@@ -3301,15 +3241,19 @@
         <w:tblLook w:firstColumn="1" w:firstRow="1" w:lastColumn="0" w:lastRow="0" w:noHBand="0" w:noVBand="1" w:val="04A0"/>
       </w:tblPr>
       <w:tblGrid>
-        <w:gridCol w:w="2160"/>
-        <w:gridCol w:w="2160"/>
-        <w:gridCol w:w="2160"/>
-        <w:gridCol w:w="2160"/>
+        <w:gridCol w:w="1080"/>
+        <w:gridCol w:w="1080"/>
+        <w:gridCol w:w="1080"/>
+        <w:gridCol w:w="1080"/>
+        <w:gridCol w:w="1080"/>
+        <w:gridCol w:w="1080"/>
+        <w:gridCol w:w="1080"/>
+        <w:gridCol w:w="1080"/>
       </w:tblGrid>
       <w:tr>
         <w:tc>
           <w:tcPr>
-            <w:tcW w:type="dxa" w:w="2160"/>
+            <w:tcW w:type="dxa" w:w="1080"/>
             <w:shd w:fill="E8E8E8" w:val="clear"/>
           </w:tcPr>
           <w:p>
@@ -3328,7 +3272,7 @@
         </w:tc>
         <w:tc>
           <w:tcPr>
-            <w:tcW w:type="dxa" w:w="4320"/>
+            <w:tcW w:type="dxa" w:w="2160"/>
             <w:gridSpan w:val="2"/>
           </w:tcPr>
           <w:p>
@@ -3346,7 +3290,8 @@
         </w:tc>
         <w:tc>
           <w:tcPr>
-            <w:tcW w:type="dxa" w:w="2160"/>
+            <w:tcW w:type="dxa" w:w="5400"/>
+            <w:gridSpan w:val="5"/>
           </w:tcPr>
           <w:p>
             <w:pPr>
@@ -3365,7 +3310,7 @@
       <w:tr>
         <w:tc>
           <w:tcPr>
-            <w:tcW w:type="dxa" w:w="2160"/>
+            <w:tcW w:type="dxa" w:w="1080"/>
             <w:shd w:fill="E8E8E8" w:val="clear"/>
           </w:tcPr>
           <w:p>
@@ -3384,7 +3329,7 @@
         </w:tc>
         <w:tc>
           <w:tcPr>
-            <w:tcW w:type="dxa" w:w="4320"/>
+            <w:tcW w:type="dxa" w:w="2160"/>
             <w:gridSpan w:val="2"/>
           </w:tcPr>
           <w:p>
@@ -3402,7 +3347,25 @@
         </w:tc>
         <w:tc>
           <w:tcPr>
-            <w:tcW w:type="dxa" w:w="2160"/>
+            <w:tcW w:type="dxa" w:w="1080"/>
+          </w:tcPr>
+          <w:p>
+            <w:pPr>
+              <w:jc w:val="center"/>
+            </w:pPr>
+            <w:r/>
+            <w:r>
+              <w:rPr>
+                <w:sz w:val="20"/>
+              </w:rPr>
+              <w:t xml:space="preserve"> </w:t>
+            </w:r>
+          </w:p>
+        </w:tc>
+        <w:tc>
+          <w:tcPr>
+            <w:tcW w:type="dxa" w:w="4320"/>
+            <w:gridSpan w:val="4"/>
           </w:tcPr>
           <w:p>
             <w:pPr>
@@ -3421,7 +3384,7 @@
       <w:tr>
         <w:tc>
           <w:tcPr>
-            <w:tcW w:type="dxa" w:w="2160"/>
+            <w:tcW w:type="dxa" w:w="1080"/>
             <w:shd w:fill="E8E8E8" w:val="clear"/>
           </w:tcPr>
           <w:p>
@@ -3440,7 +3403,7 @@
         </w:tc>
         <w:tc>
           <w:tcPr>
-            <w:tcW w:type="dxa" w:w="2160"/>
+            <w:tcW w:type="dxa" w:w="1080"/>
           </w:tcPr>
           <w:p>
             <w:pPr>
@@ -3457,7 +3420,7 @@
         </w:tc>
         <w:tc>
           <w:tcPr>
-            <w:tcW w:type="dxa" w:w="2160"/>
+            <w:tcW w:type="dxa" w:w="1080"/>
           </w:tcPr>
           <w:p>
             <w:pPr>
@@ -3474,7 +3437,7 @@
         </w:tc>
         <w:tc>
           <w:tcPr>
-            <w:tcW w:type="dxa" w:w="2160"/>
+            <w:tcW w:type="dxa" w:w="1080"/>
           </w:tcPr>
           <w:p>
             <w:pPr>
@@ -3489,11 +3452,79 @@
             </w:r>
           </w:p>
         </w:tc>
+        <w:tc>
+          <w:tcPr>
+            <w:tcW w:type="dxa" w:w="1080"/>
+          </w:tcPr>
+          <w:p>
+            <w:pPr>
+              <w:jc w:val="center"/>
+            </w:pPr>
+            <w:r/>
+            <w:r>
+              <w:rPr>
+                <w:sz w:val="20"/>
+              </w:rPr>
+              <w:t>on</w:t>
+            </w:r>
+          </w:p>
+        </w:tc>
+        <w:tc>
+          <w:tcPr>
+            <w:tcW w:type="dxa" w:w="1080"/>
+          </w:tcPr>
+          <w:p>
+            <w:pPr>
+              <w:jc w:val="center"/>
+            </w:pPr>
+            <w:r/>
+            <w:r>
+              <w:rPr>
+                <w:sz w:val="20"/>
+              </w:rPr>
+              <w:t>her</w:t>
+            </w:r>
+          </w:p>
+        </w:tc>
+        <w:tc>
+          <w:tcPr>
+            <w:tcW w:type="dxa" w:w="1080"/>
+          </w:tcPr>
+          <w:p>
+            <w:pPr>
+              <w:jc w:val="center"/>
+            </w:pPr>
+            <w:r/>
+            <w:r>
+              <w:rPr>
+                <w:sz w:val="20"/>
+              </w:rPr>
+              <w:t>comfy</w:t>
+            </w:r>
+          </w:p>
+        </w:tc>
+        <w:tc>
+          <w:tcPr>
+            <w:tcW w:type="dxa" w:w="1080"/>
+          </w:tcPr>
+          <w:p>
+            <w:pPr>
+              <w:jc w:val="center"/>
+            </w:pPr>
+            <w:r/>
+            <w:r>
+              <w:rPr>
+                <w:sz w:val="20"/>
+              </w:rPr>
+              <w:t>bed</w:t>
+            </w:r>
+          </w:p>
+        </w:tc>
       </w:tr>
       <w:tr>
         <w:tc>
           <w:tcPr>
-            <w:tcW w:type="dxa" w:w="2160"/>
+            <w:tcW w:type="dxa" w:w="1080"/>
             <w:shd w:fill="E8E8E8" w:val="clear"/>
           </w:tcPr>
           <w:p>
@@ -3512,7 +3543,7 @@
         </w:tc>
         <w:tc>
           <w:tcPr>
-            <w:tcW w:type="dxa" w:w="2160"/>
+            <w:tcW w:type="dxa" w:w="1080"/>
           </w:tcPr>
           <w:p>
             <w:pPr>
@@ -3523,7 +3554,7 @@
         </w:tc>
         <w:tc>
           <w:tcPr>
-            <w:tcW w:type="dxa" w:w="2160"/>
+            <w:tcW w:type="dxa" w:w="1080"/>
           </w:tcPr>
           <w:p>
             <w:pPr>
@@ -3534,7 +3565,51 @@
         </w:tc>
         <w:tc>
           <w:tcPr>
-            <w:tcW w:type="dxa" w:w="2160"/>
+            <w:tcW w:type="dxa" w:w="1080"/>
+          </w:tcPr>
+          <w:p>
+            <w:pPr>
+              <w:jc w:val="center"/>
+            </w:pPr>
+            <w:r/>
+          </w:p>
+        </w:tc>
+        <w:tc>
+          <w:tcPr>
+            <w:tcW w:type="dxa" w:w="1080"/>
+          </w:tcPr>
+          <w:p>
+            <w:pPr>
+              <w:jc w:val="center"/>
+            </w:pPr>
+            <w:r/>
+          </w:p>
+        </w:tc>
+        <w:tc>
+          <w:tcPr>
+            <w:tcW w:type="dxa" w:w="1080"/>
+          </w:tcPr>
+          <w:p>
+            <w:pPr>
+              <w:jc w:val="center"/>
+            </w:pPr>
+            <w:r/>
+          </w:p>
+        </w:tc>
+        <w:tc>
+          <w:tcPr>
+            <w:tcW w:type="dxa" w:w="1080"/>
+          </w:tcPr>
+          <w:p>
+            <w:pPr>
+              <w:jc w:val="center"/>
+            </w:pPr>
+            <w:r/>
+          </w:p>
+        </w:tc>
+        <w:tc>
+          <w:tcPr>
+            <w:tcW w:type="dxa" w:w="1080"/>
           </w:tcPr>
           <w:p>
             <w:pPr>
@@ -3547,20 +3622,21 @@
     </w:tbl>
     <w:p>
       <w:pPr>
-        <w:spacing w:before="80" w:after="40"/>
+        <w:spacing w:before="80" w:after="80"/>
       </w:pPr>
       <w:r>
         <w:rPr>
           <w:b/>
           <w:sz w:val="20"/>
         </w:rPr>
-        <w:t xml:space="preserve">Bracket notation: </w:t>
+        <w:t xml:space="preserve">Diagram: </w:t>
       </w:r>
       <w:r>
         <w:rPr>
+          <w:i/>
           <w:sz w:val="20"/>
         </w:rPr>
-        <w:t>______________________________________________________________________</w:t>
+        <w:t>[Create below (by hand) or attach (digital)]</w:t>
       </w:r>
     </w:p>
     <w:p>
@@ -4028,20 +4104,21 @@
     </w:tbl>
     <w:p>
       <w:pPr>
-        <w:spacing w:before="80" w:after="40"/>
+        <w:spacing w:before="80" w:after="80"/>
       </w:pPr>
       <w:r>
         <w:rPr>
           <w:b/>
           <w:sz w:val="20"/>
         </w:rPr>
-        <w:t xml:space="preserve">Bracket notation: </w:t>
+        <w:t xml:space="preserve">Diagram: </w:t>
       </w:r>
       <w:r>
         <w:rPr>
+          <w:i/>
           <w:sz w:val="20"/>
         </w:rPr>
-        <w:t>______________________________________________________________________</w:t>
+        <w:t>[Create below (by hand) or attach (digital)]</w:t>
       </w:r>
     </w:p>
     <w:p>
@@ -4451,20 +4528,21 @@
     </w:tbl>
     <w:p>
       <w:pPr>
-        <w:spacing w:before="80" w:after="40"/>
+        <w:spacing w:before="80" w:after="80"/>
       </w:pPr>
       <w:r>
         <w:rPr>
           <w:b/>
           <w:sz w:val="20"/>
         </w:rPr>
-        <w:t xml:space="preserve">Bracket notation: </w:t>
+        <w:t xml:space="preserve">Diagram: </w:t>
       </w:r>
       <w:r>
         <w:rPr>
+          <w:i/>
           <w:sz w:val="20"/>
         </w:rPr>
-        <w:t>______________________________________________________________________</w:t>
+        <w:t>[Create below (by hand) or attach (digital)]</w:t>
       </w:r>
     </w:p>
     <w:p>
@@ -4961,20 +5039,21 @@
     </w:tbl>
     <w:p>
       <w:pPr>
-        <w:spacing w:before="80" w:after="40"/>
+        <w:spacing w:before="80" w:after="80"/>
       </w:pPr>
       <w:r>
         <w:rPr>
           <w:b/>
           <w:sz w:val="20"/>
         </w:rPr>
-        <w:t xml:space="preserve">Bracket notation: </w:t>
+        <w:t xml:space="preserve">Diagram: </w:t>
       </w:r>
       <w:r>
         <w:rPr>
+          <w:i/>
           <w:sz w:val="20"/>
         </w:rPr>
-        <w:t>______________________________________________________________________</w:t>
+        <w:t>[Create below (by hand) or attach (digital)]</w:t>
       </w:r>
     </w:p>
     <w:p>
@@ -5472,20 +5551,21 @@
     </w:tbl>
     <w:p>
       <w:pPr>
-        <w:spacing w:before="80" w:after="40"/>
+        <w:spacing w:before="80" w:after="80"/>
       </w:pPr>
       <w:r>
         <w:rPr>
           <w:b/>
           <w:sz w:val="20"/>
         </w:rPr>
-        <w:t xml:space="preserve">Bracket notation: </w:t>
+        <w:t xml:space="preserve">Diagram: </w:t>
       </w:r>
       <w:r>
         <w:rPr>
+          <w:i/>
           <w:sz w:val="20"/>
         </w:rPr>
-        <w:t>______________________________________________________________________</w:t>
+        <w:t>[Create below (by hand) or attach (digital)]</w:t>
       </w:r>
     </w:p>
     <w:p>
@@ -5534,7 +5614,7 @@
         <w:rPr>
           <w:sz w:val="22"/>
         </w:rPr>
-        <w:t>Write a sentence containing a compound word (a word formed from two free morphemes). Underline or circle the compound word. (2 pts)</w:t>
+        <w:t>Write a sentence containing a compound word (a word formed from two free morphemes). Underline or circle the compound word and identify its two free morphemes. (2 pts)</w:t>
       </w:r>
     </w:p>
     <w:p>
@@ -5546,6 +5626,32 @@
       </w:r>
     </w:p>
     <w:p>
+      <w:r>
+        <w:rPr>
+          <w:sz w:val="22"/>
+        </w:rPr>
+        <w:t xml:space="preserve">Free morphemes: </w:t>
+      </w:r>
+      <w:r>
+        <w:rPr>
+          <w:sz w:val="22"/>
+        </w:rPr>
+        <w:t>____________________</w:t>
+      </w:r>
+      <w:r>
+        <w:rPr>
+          <w:sz w:val="22"/>
+        </w:rPr>
+        <w:t xml:space="preserve">  +  </w:t>
+      </w:r>
+      <w:r>
+        <w:rPr>
+          <w:sz w:val="22"/>
+        </w:rPr>
+        <w:t>____________________</w:t>
+      </w:r>
+    </w:p>
+    <w:p>
       <w:pPr>
         <w:spacing w:before="120" w:after="40"/>
       </w:pPr>
@@ -5560,7 +5666,7 @@
         <w:rPr>
           <w:sz w:val="22"/>
         </w:rPr>
-        <w:t>Write a sentence containing a prepositional phrase that modifies a noun. Underline or circle the prepositional phrase. (2 pts)</w:t>
+        <w:t>Write a sentence containing a prepositional phrase that modifies the verb phrase (not a noun). Underline or circle the prepositional phrase. (2 pts)</w:t>
       </w:r>
     </w:p>
     <w:p>
@@ -5658,7 +5764,7 @@
         <w:rPr>
           <w:sz w:val="22"/>
         </w:rPr>
-        <w:t>Write a sentence that is structurally ambiguous (has two possible meanings due to different possible structures). Briefly explain the two meanings. (2 pts)</w:t>
+        <w:t>Write a sentence in which an adverb modifies an adjective (not a verb). Underline or circle the adverb and identify the adjective it modifies. (2 pts)</w:t>
       </w:r>
     </w:p>
     <w:p>
@@ -5680,27 +5786,25 @@
         <w:rPr>
           <w:sz w:val="22"/>
         </w:rPr>
-        <w:t xml:space="preserve">Meaning 1: </w:t>
+        <w:t xml:space="preserve">Adverb: </w:t>
       </w:r>
       <w:r>
         <w:rPr>
           <w:sz w:val="22"/>
         </w:rPr>
-        <w:t>_______________________________________________________</w:t>
-      </w:r>
-    </w:p>
-    <w:p>
-      <w:r>
-        <w:rPr>
-          <w:sz w:val="22"/>
-        </w:rPr>
-        <w:t xml:space="preserve">Meaning 2: </w:t>
+        <w:t>____________________</w:t>
       </w:r>
       <w:r>
         <w:rPr>
           <w:sz w:val="22"/>
         </w:rPr>
-        <w:t>_______________________________________________________</w:t>
+        <w:t xml:space="preserve">  modifies adjective: </w:t>
+      </w:r>
+      <w:r>
+        <w:rPr>
+          <w:sz w:val="22"/>
+        </w:rPr>
+        <w:t>____________________</w:t>
       </w:r>
     </w:p>
     <w:sectPr>

--- a/Homework/Exams/ENGL 3110 - S26 - Exam One.docx
+++ b/Homework/Exams/ENGL 3110 - S26 - Exam One.docx
@@ -138,7 +138,7 @@
         <w:rPr>
           <w:sz w:val="24"/>
         </w:rPr>
-        <w:t>Section A1: Morphology and Word Structure (Questions 1–8, 16 points)</w:t>
+        <w:t>Section A1: Morphology and Word Structure (Questions 1–6, 12 points)</w:t>
       </w:r>
     </w:p>
     <w:p>
@@ -324,90 +324,6 @@
         <w:rPr>
           <w:sz w:val="22"/>
         </w:rPr>
-        <w:t>Which test reliably distinguishes adjectives from determiners?</w:t>
-      </w:r>
-      <w:r>
-        <w:rPr>
-          <w:sz w:val="22"/>
-        </w:rPr>
-        <w:t xml:space="preserve"> (2 pts)</w:t>
-      </w:r>
-    </w:p>
-    <w:p>
-      <w:pPr>
-        <w:spacing w:before="40" w:after="40"/>
-        <w:ind w:left="432"/>
-      </w:pPr>
-      <w:r>
-        <w:rPr>
-          <w:sz w:val="22"/>
-        </w:rPr>
-        <w:t>Answer: _____</w:t>
-      </w:r>
-    </w:p>
-    <w:p>
-      <w:pPr>
-        <w:spacing w:before="20" w:after="20"/>
-        <w:ind w:left="720"/>
-      </w:pPr>
-      <w:r>
-        <w:rPr>
-          <w:sz w:val="22"/>
-        </w:rPr>
-        <w:t>a. Adjectives can be pluralized</w:t>
-      </w:r>
-    </w:p>
-    <w:p>
-      <w:pPr>
-        <w:spacing w:before="20" w:after="20"/>
-        <w:ind w:left="720"/>
-      </w:pPr>
-      <w:r>
-        <w:rPr>
-          <w:sz w:val="22"/>
-        </w:rPr>
-        <w:t>b. Adjectives can be “gradeable” — they have comparative and superlative forms (e.g., taller/tallest or more challenging/most challenging)</w:t>
-      </w:r>
-    </w:p>
-    <w:p>
-      <w:pPr>
-        <w:spacing w:before="20" w:after="20"/>
-        <w:ind w:left="720"/>
-      </w:pPr>
-      <w:r>
-        <w:rPr>
-          <w:sz w:val="22"/>
-        </w:rPr>
-        <w:t>c. Adjectives always appear after the noun</w:t>
-      </w:r>
-    </w:p>
-    <w:p>
-      <w:pPr>
-        <w:spacing w:before="20" w:after="20"/>
-        <w:ind w:left="720"/>
-      </w:pPr>
-      <w:r>
-        <w:rPr>
-          <w:sz w:val="22"/>
-        </w:rPr>
-        <w:t>d. Adjectives cannot appear before nouns</w:t>
-      </w:r>
-    </w:p>
-    <w:p>
-      <w:pPr>
-        <w:spacing w:before="120" w:after="40"/>
-      </w:pPr>
-      <w:r>
-        <w:rPr>
-          <w:b/>
-          <w:sz w:val="22"/>
-        </w:rPr>
-        <w:t xml:space="preserve">Question 4: </w:t>
-      </w:r>
-      <w:r>
-        <w:rPr>
-          <w:sz w:val="22"/>
-        </w:rPr>
         <w:t>The suffix -tion typically creates which word class?</w:t>
       </w:r>
       <w:r>
@@ -486,7 +402,7 @@
           <w:b/>
           <w:sz w:val="22"/>
         </w:rPr>
-        <w:t xml:space="preserve">Question 5: </w:t>
+        <w:t xml:space="preserve">Question 4: </w:t>
       </w:r>
       <w:r>
         <w:rPr>
@@ -570,7 +486,7 @@
           <w:b/>
           <w:sz w:val="22"/>
         </w:rPr>
-        <w:t xml:space="preserve">Question 6: </w:t>
+        <w:t xml:space="preserve">Question 5: </w:t>
       </w:r>
       <w:r>
         <w:rPr>
@@ -654,7 +570,7 @@
           <w:b/>
           <w:sz w:val="22"/>
         </w:rPr>
-        <w:t xml:space="preserve">Question 7: </w:t>
+        <w:t xml:space="preserve">Question 6: </w:t>
       </w:r>
       <w:r>
         <w:rPr>
@@ -727,6 +643,101 @@
           <w:sz w:val="22"/>
         </w:rPr>
         <w:t>d. re- (bound) + building (free)</w:t>
+      </w:r>
+    </w:p>
+    <w:p>
+      <w:pPr>
+        <w:pStyle w:val="Heading3"/>
+      </w:pPr>
+      <w:r>
+        <w:rPr>
+          <w:sz w:val="24"/>
+        </w:rPr>
+        <w:t>Section A2: Open and Closed Classes (Questions 7–16, 20 points)</w:t>
+      </w:r>
+    </w:p>
+    <w:p>
+      <w:pPr>
+        <w:spacing w:before="120" w:after="40"/>
+      </w:pPr>
+      <w:r>
+        <w:rPr>
+          <w:b/>
+          <w:sz w:val="22"/>
+        </w:rPr>
+        <w:t xml:space="preserve">Question 7: </w:t>
+      </w:r>
+      <w:r>
+        <w:rPr>
+          <w:sz w:val="22"/>
+        </w:rPr>
+        <w:t>Which test reliably distinguishes adjectives from determiners?</w:t>
+      </w:r>
+      <w:r>
+        <w:rPr>
+          <w:sz w:val="22"/>
+        </w:rPr>
+        <w:t xml:space="preserve"> (2 pts)</w:t>
+      </w:r>
+    </w:p>
+    <w:p>
+      <w:pPr>
+        <w:spacing w:before="40" w:after="40"/>
+        <w:ind w:left="432"/>
+      </w:pPr>
+      <w:r>
+        <w:rPr>
+          <w:sz w:val="22"/>
+        </w:rPr>
+        <w:t>Answer: _____</w:t>
+      </w:r>
+    </w:p>
+    <w:p>
+      <w:pPr>
+        <w:spacing w:before="20" w:after="20"/>
+        <w:ind w:left="720"/>
+      </w:pPr>
+      <w:r>
+        <w:rPr>
+          <w:sz w:val="22"/>
+        </w:rPr>
+        <w:t>a. Adjectives can be pluralized</w:t>
+      </w:r>
+    </w:p>
+    <w:p>
+      <w:pPr>
+        <w:spacing w:before="20" w:after="20"/>
+        <w:ind w:left="720"/>
+      </w:pPr>
+      <w:r>
+        <w:rPr>
+          <w:sz w:val="22"/>
+        </w:rPr>
+        <w:t>b. Adjectives can be “gradeable” — they have comparative and superlative forms (e.g., taller/tallest or more challenging/most challenging)</w:t>
+      </w:r>
+    </w:p>
+    <w:p>
+      <w:pPr>
+        <w:spacing w:before="20" w:after="20"/>
+        <w:ind w:left="720"/>
+      </w:pPr>
+      <w:r>
+        <w:rPr>
+          <w:sz w:val="22"/>
+        </w:rPr>
+        <w:t>c. Adjectives always appear after the noun</w:t>
+      </w:r>
+    </w:p>
+    <w:p>
+      <w:pPr>
+        <w:spacing w:before="20" w:after="20"/>
+        <w:ind w:left="720"/>
+      </w:pPr>
+      <w:r>
+        <w:rPr>
+          <w:sz w:val="22"/>
+        </w:rPr>
+        <w:t>d. Adjectives cannot appear before nouns</w:t>
       </w:r>
     </w:p>
     <w:p>
@@ -811,17 +822,6 @@
           <w:sz w:val="22"/>
         </w:rPr>
         <w:t>d. Adjective Phrase + Verb Phrase</w:t>
-      </w:r>
-    </w:p>
-    <w:p>
-      <w:pPr>
-        <w:pStyle w:val="Heading3"/>
-      </w:pPr>
-      <w:r>
-        <w:rPr>
-          <w:sz w:val="24"/>
-        </w:rPr>
-        <w:t>Section A2: Open and Closed Classes (Questions 9–16, 16 points)</w:t>
       </w:r>
     </w:p>
     <w:p>

--- a/Homework/Exams/ENGL 3110 - S26 - Exam One.docx
+++ b/Homework/Exams/ENGL 3110 - S26 - Exam One.docx
@@ -2122,7 +2122,7 @@
         <w:rPr>
           <w:sz w:val="22"/>
         </w:rPr>
-        <w:t>In the sentence “The professor from the university in Boston retired last spring,” what word does the prepositional phrase “in Boston” modify?</w:t>
+        <w:t>In the sentence “The teacher from the school for wizards retired last spring,” what word does the prepositional phrase “for wizards” modify?</w:t>
       </w:r>
       <w:r>
         <w:rPr>
@@ -2152,7 +2152,7 @@
         <w:rPr>
           <w:sz w:val="22"/>
         </w:rPr>
-        <w:t>a. professor</w:t>
+        <w:t>a. teacher</w:t>
       </w:r>
     </w:p>
     <w:p>
@@ -2164,7 +2164,7 @@
         <w:rPr>
           <w:sz w:val="22"/>
         </w:rPr>
-        <w:t>b. spring</w:t>
+        <w:t>b. retired</w:t>
       </w:r>
     </w:p>
     <w:p>
@@ -2176,7 +2176,7 @@
         <w:rPr>
           <w:sz w:val="22"/>
         </w:rPr>
-        <w:t>c. university</w:t>
+        <w:t>c. school</w:t>
       </w:r>
     </w:p>
     <w:p>
@@ -2188,7 +2188,7 @@
         <w:rPr>
           <w:sz w:val="22"/>
         </w:rPr>
-        <w:t>d. retired</w:t>
+        <w:t>d. spring</w:t>
       </w:r>
     </w:p>
     <w:p>
